--- a/ERP/post_exam/00-overview.docx
+++ b/ERP/post_exam/00-overview.docx
@@ -40,7 +40,7 @@
         <w:t xml:space="preserve">Status: </w:t>
       </w:r>
       <w:r>
-        <w:t>IN PROGRESS — 2 of 4 module docs complete</w:t>
+        <w:t>COMPLETE — 4 of 4 module docs done, 31/31 endpoints documented</w:t>
       </w:r>
     </w:p>
     <w:p>
@@ -388,7 +388,7 @@
           </w:tcPr>
           <w:p>
             <w:r>
-              <w:t>(coming next)</w:t>
+              <w:t>✅ Complete</w:t>
             </w:r>
           </w:p>
         </w:tc>
@@ -472,7 +472,7 @@
           </w:tcPr>
           <w:p>
             <w:r>
-              <w:t>(coming next)</w:t>
+              <w:t>✅ Complete</w:t>
             </w:r>
           </w:p>
         </w:tc>
@@ -636,7 +636,7 @@
         <w:pStyle w:val="Heading1"/>
       </w:pPr>
       <w:r>
-        <w:t>6. Notes on documentation scope</w:t>
+        <w:t>6. Highest-severity findings across the app</w:t>
       </w:r>
     </w:p>
     <w:p>
@@ -645,7 +645,64 @@
           <w:b w:val="0"/>
           <w:i w:val="0"/>
         </w:rPr>
-        <w:t>Delivered so far: this overview, opencourse.py (7/7 endpoints) and attendance_status.py (6/6 endpoints). Remaining, in order: css_mark_mngmt.py (5 endpoints, but the two heaviest — CssMarkEditRequestSubmit and CssMarkEditSave — run 60-140 lines each), project_upload.py (13 endpoints — largest file, includes QR/PDF generation and bundle creation). Given the size, expect 1-2 more turns to complete the set.</w:t>
+        <w:t>Ranked by likely production impact, drawing on all four module docs:</w:t>
+      </w:r>
+    </w:p>
+    <w:p>
+      <w:pPr>
+        <w:pStyle w:val="ListBullet"/>
+      </w:pPr>
+      <w:r>
+        <w:t>ProjectEnableOnscreen (project_upload.py) has no transaction.atomic() around its bundle-creation write sequence, and manually computes each ScannedAnswersheet's primary key via .latest("id").id + 1 instead of auto-increment — a real race-condition / partial-write risk in the one endpoint that actually converts approved reports into on-screen bundles.</w:t>
+      </w:r>
+    </w:p>
+    <w:p>
+      <w:pPr>
+        <w:pStyle w:val="ListBullet"/>
+      </w:pPr>
+      <w:r>
+        <w:t>css_mark_mngmt.py's 9 logger.error() calls and serializers.py's 5 logger.error() calls in mark-decrypt methods all rely on a `logger` name that is never assigned in either file — if not silently rescued by a wildcard import, every exception handler in css_mark_mngmt.py raises its own NameError instead of returning a graceful error response.</w:t>
+      </w:r>
+    </w:p>
+    <w:p>
+      <w:pPr>
+        <w:pStyle w:val="ListBullet"/>
+      </w:pPr>
+      <w:r>
+        <w:t>6 endpoints in project_upload.py share a copy-pasted typo that corrupts a failure-path template name, and a further 4 endpoints there leak raw internal exception text (str(e)) directly to API callers.</w:t>
+      </w:r>
+    </w:p>
+    <w:p>
+      <w:pPr>
+        <w:pStyle w:val="ListBullet"/>
+      </w:pPr>
+      <w:r>
+        <w:t>OpenCourseMarkListStudentView (opencourse.py) silently drops all but the last open course per student when a student has more than one — a data-loss bug, not just a display inconsistency.</w:t>
+      </w:r>
+    </w:p>
+    <w:p>
+      <w:pPr>
+        <w:pStyle w:val="ListBullet"/>
+      </w:pPr>
+      <w:r>
+        <w:t>The SMP (malpractice) bulk-status-update path in attendance_status.py bypasses the history/audit logging that the equivalent single-row path relies on.</w:t>
+      </w:r>
+    </w:p>
+    <w:p>
+      <w:pPr>
+        <w:pStyle w:val="Heading1"/>
+      </w:pPr>
+      <w:r>
+        <w:t>7. Notes on documentation scope</w:t>
+      </w:r>
+    </w:p>
+    <w:p>
+      <w:r>
+        <w:rPr>
+          <w:b w:val="0"/>
+          <w:i w:val="0"/>
+        </w:rPr>
+        <w:t>All 4 module docs are now complete: opencourse.py (7/7), attendance_status.py (6/6), css_mark_mngmt.py (5/5) and project_upload.py (13/13) — 31/31 endpoints documented in total across the 5 files delivered (this overview plus the 4 module docs).</w:t>
       </w:r>
     </w:p>
     <w:sectPr>
